--- a/FEDL/EXP-4.docx
+++ b/FEDL/EXP-4.docx
@@ -2542,7 +2542,7 @@
           <w:szCs w:val="20"/>
           <w:rtl w:val="0"/>
         </w:rPr>
-        <w:t xml:space="preserve">    name: "Mukhtar",</w:t>
+        <w:t xml:space="preserve">    name: "Sayyad",</w:t>
       </w:r>
       <w:r>
         <w:rPr>
